--- a/documents/nelm/NELM_2_Cancer_Roadmap_Questions.docx
+++ b/documents/nelm/NELM_2_Cancer_Roadmap_Questions.docx
@@ -10798,7 +10798,7 @@
                 <w:color w:val="5A6069"/>
                 <w:sz w:val="18"/>
               </w:rPr>
-              <w:t>Gate 9 · Standard 'Hold the allocation record and the renewal ownership from the start…' · caveat; What we are not sure about #25</w:t>
+              <w:t>Gate 9 · Standard 'Maintain the allocation record and assign responsibility for renewals from the start…' · caveat; What we are not sure about #25</w:t>
             </w:r>
           </w:p>
         </w:tc>
@@ -10940,7 +10940,7 @@
           <w:color w:val="5A6069"/>
           <w:sz w:val="18"/>
         </w:rPr>
-        <w:t>Gate 9 · Standard 'Hold the allocation record and the renewal ownership from the start…' · pref and caveat; What we are not sure about #25; Decisions table #14 · audit</w:t>
+        <w:t>Gate 9 · Standard 'Maintain the allocation record and assign responsibility for renewals from the start…' · pref and caveat; What we are not sure about #25; Decisions table #14 · audit</w:t>
       </w:r>
     </w:p>
     <w:p>
